--- a/0017915-07.2024.8.16.0000 RevCrim.docx
+++ b/0017915-07.2024.8.16.0000 RevCrim.docx
@@ -1,6 +1,6 @@
 
 <file path=word/document.xml><?xml version="1.0" encoding="utf-8"?>
-<w:document xmlns:wpc="http://schemas.microsoft.com/office/word/2010/wordprocessingCanvas" xmlns:cx="http://schemas.microsoft.com/office/drawing/2014/chartex" xmlns:cx1="http://schemas.microsoft.com/office/drawing/2015/9/8/chartex" xmlns:cx2="http://schemas.microsoft.com/office/drawing/2015/10/21/chartex" xmlns:cx3="http://schemas.microsoft.com/office/drawing/2016/5/9/chartex" xmlns:cx4="http://schemas.microsoft.com/office/drawing/2016/5/10/chartex" xmlns:cx5="http://schemas.microsoft.com/office/drawing/2016/5/11/chartex" xmlns:cx6="http://schemas.microsoft.com/office/drawing/2016/5/12/chartex" xmlns:cx7="http://schemas.microsoft.com/office/drawing/2016/5/13/chartex" xmlns:cx8="http://schemas.microsoft.com/office/drawing/2016/5/14/chartex" xmlns:mc="http://schemas.openxmlformats.org/markup-compatibility/2006" xmlns:aink="http://schemas.microsoft.com/office/drawing/2016/ink" xmlns:am3d="http://schemas.microsoft.com/office/drawing/2017/model3d" xmlns:o="urn:schemas-microsoft-com:office:office" xmlns:oel="http://schemas.microsoft.com/office/2019/extlst" xmlns:r="http://schemas.openxmlformats.org/officeDocument/2006/relationships" xmlns:m="http://schemas.openxmlformats.org/officeDocument/2006/math" xmlns:v="urn:schemas-microsoft-com:vml" xmlns:wp14="http://schemas.microsoft.com/office/word/2010/wordprocessingDrawing" xmlns:wp="http://schemas.openxmlformats.org/drawingml/2006/wordprocessingDrawing" xmlns:w10="urn:schemas-microsoft-com:office:word" xmlns:w="http://schemas.openxmlformats.org/wordprocessingml/2006/main" xmlns:w14="http://schemas.microsoft.com/office/word/2010/wordml" xmlns:w15="http://schemas.microsoft.com/office/word/2012/wordml" xmlns:w16cex="http://schemas.microsoft.com/office/word/2018/wordml/cex" xmlns:w16cid="http://schemas.microsoft.com/office/word/2016/wordml/cid" xmlns:w16="http://schemas.microsoft.com/office/word/2018/wordml" xmlns:w16du="http://schemas.microsoft.com/office/word/2023/wordml/word16du" xmlns:w16sdtdh="http://schemas.microsoft.com/office/word/2020/wordml/sdtdatahash" xmlns:w16se="http://schemas.microsoft.com/office/word/2015/wordml/symex" xmlns:wpg="http://schemas.microsoft.com/office/word/2010/wordprocessingGroup" xmlns:wpi="http://schemas.microsoft.com/office/word/2010/wordprocessingInk" xmlns:wne="http://schemas.microsoft.com/office/word/2006/wordml" xmlns:wps="http://schemas.microsoft.com/office/word/2010/wordprocessingShape" mc:Ignorable="w14 w15 w16se w16cid w16 w16cex w16sdtdh w16du wp14">
+<w:document xmlns:wpc="http://schemas.microsoft.com/office/word/2010/wordprocessingCanvas" xmlns:cx="http://schemas.microsoft.com/office/drawing/2014/chartex" xmlns:cx1="http://schemas.microsoft.com/office/drawing/2015/9/8/chartex" xmlns:cx2="http://schemas.microsoft.com/office/drawing/2015/10/21/chartex" xmlns:cx3="http://schemas.microsoft.com/office/drawing/2016/5/9/chartex" xmlns:cx4="http://schemas.microsoft.com/office/drawing/2016/5/10/chartex" xmlns:cx5="http://schemas.microsoft.com/office/drawing/2016/5/11/chartex" xmlns:cx6="http://schemas.microsoft.com/office/drawing/2016/5/12/chartex" xmlns:cx7="http://schemas.microsoft.com/office/drawing/2016/5/13/chartex" xmlns:cx8="http://schemas.microsoft.com/office/drawing/2016/5/14/chartex" xmlns:mc="http://schemas.openxmlformats.org/markup-compatibility/2006" xmlns:aink="http://schemas.microsoft.com/office/drawing/2016/ink" xmlns:am3d="http://schemas.microsoft.com/office/drawing/2017/model3d" xmlns:o="urn:schemas-microsoft-com:office:office" xmlns:oel="http://schemas.microsoft.com/office/2019/extlst" xmlns:r="http://schemas.openxmlformats.org/officeDocument/2006/relationships" xmlns:m="http://schemas.openxmlformats.org/officeDocument/2006/math" xmlns:v="urn:schemas-microsoft-com:vml" xmlns:wp14="http://schemas.microsoft.com/office/word/2010/wordprocessingDrawing" xmlns:wp="http://schemas.openxmlformats.org/drawingml/2006/wordprocessingDrawing" xmlns:w10="urn:schemas-microsoft-com:office:word" xmlns:w="http://schemas.openxmlformats.org/wordprocessingml/2006/main" xmlns:w14="http://schemas.microsoft.com/office/word/2010/wordml" xmlns:w15="http://schemas.microsoft.com/office/word/2012/wordml" xmlns:w16cex="http://schemas.microsoft.com/office/word/2018/wordml/cex" xmlns:w16cid="http://schemas.microsoft.com/office/word/2016/wordml/cid" xmlns:w16="http://schemas.microsoft.com/office/word/2018/wordml" xmlns:w16du="http://schemas.microsoft.com/office/word/2023/wordml/word16du" xmlns:w16sdtdh="http://schemas.microsoft.com/office/word/2020/wordml/sdtdatahash" xmlns:w16sdtfl="http://schemas.microsoft.com/office/word/2024/wordml/sdtformatlock" xmlns:w16se="http://schemas.microsoft.com/office/word/2015/wordml/symex" xmlns:wpg="http://schemas.microsoft.com/office/word/2010/wordprocessingGroup" xmlns:wpi="http://schemas.microsoft.com/office/word/2010/wordprocessingInk" xmlns:wne="http://schemas.microsoft.com/office/word/2006/wordml" xmlns:wps="http://schemas.microsoft.com/office/word/2010/wordprocessingShape" mc:Ignorable="w14 w15 w16se w16cid w16 w16cex w16sdtdh w16sdtfl w16du wp14">
   <w:body>
     <w:p>
       <w:pPr>
@@ -270,13 +270,8 @@
         <w:ind w:left="0"/>
         <w:contextualSpacing w:val="0"/>
       </w:pPr>
-      <w:proofErr w:type="spellStart"/>
-      <w:r>
-        <w:t>II.I</w:t>
-      </w:r>
-      <w:proofErr w:type="spellEnd"/>
-      <w:r>
-        <w:t xml:space="preserve"> – DO JUÍZO DE ADMISSIBILIDADE</w:t>
+      <w:r>
+        <w:t>II.I – DO JUÍZO DE ADMISSIBILIDADE</w:t>
       </w:r>
     </w:p>
     <w:p>
@@ -371,14 +366,21 @@
         <w:rPr>
           <w:sz w:val="20"/>
         </w:rPr>
-        <w:t xml:space="preserve">REVISÃO CRIMINAL. MATÉRIA PENAL. HIPÓTESES DE CABIMENTO TAXATIVAS. PRETENSÃO DE REAVALIAÇÃO DE ASPECTOS DISCRICIONÁRIOS DA DOSIMETRIA DA PENA. EVENTUAL CONTROVÉRSIA RAZOÁVEL ACERCA DA VALORAÇÃO DE PROVAS E/OU DO DIREITO. INADEQUAÇÃO DA MEDIDA. REVISÃO CRIMINAL NÃO CONHECIDA. 1. Preliminarmente, o Tribunal Pleno, por maioria, rejeitou questão de ordem suscitada no que toca à eventual incompatibilidade, no caso concreto, de que o Relator do acórdão impugnado, proferido na Ação Penal 935/AM, funcione, nestes autos, como Revisor. 2. A revisão criminal, instrumento processual posto à disposição do condenado, tem como finalidade precípua conciliar, de um lado, a exigência de juridicidade da prestação jurisdicional e, de outro, a necessária segurança jurídica decorrente dos pronunciamentos emanados do Estado-Juiz, mediante observância de hipóteses de cabimento taxativamente previstas no ordenamento jurídico e que traduzam situações efetivamente graves que, em tese, possam autorizar a excepcional desconstituição da coisa julgada material. 3. Assim, a revisão criminal, que não tem feitio recursal, não se presta a, fora de sua destinação normativa, submeter a matéria subjacente ao crivo do Tribunal Pleno por </w:t>
-      </w:r>
-      <w:r>
-        <w:rPr>
-          <w:sz w:val="20"/>
-        </w:rPr>
-        <w:lastRenderedPageBreak/>
-        <w:t>razões derivadas exclusivamente do inconformismo defensivo ou de razões afetas ao suposto desacerto da razoável valoração da prova e/ou do direito. 4. No caso específico de ações penais originárias de competência de órgão fracionário desta Suprema Corte, a medida revisional também não funciona como ferramenta processual apta a inaugurar a jurisdição do colegiado maior como forma de contornar o não preenchimento dos requisitos impostos pela jurisprudência do STF ao cabimento dos embargos infringentes. 5. Segundo a firme jurisprudência desta Suprema Corte, a dosimetria da pena não se subordina à observância de rígidos esquemas ou regras aritméticas, assegurando-se ao competente órgão julgador certa discricionariedade no dimensionamento da resposta penal. Também inexiste correspondência necessária entre a expressividade numérica de circunstâncias judiciais desfavoráveis e o consequente incremento da pena-base. 6. Não configura ilegalidade o ato jurisdicional que condiciona a configuração de arrependimento posterior, previsto no art. 16 do Código Penal, à concomitante demonstração da voluntariedade e pessoalidade da reparação do dano. 7. O título condenatório que acolhe interpretação possível e razoável em prejuízo do acusado não consubstancia vulneração a texto expresso de lei, sendo que a solução de controvérsias ponderadas acerca da interpretação de normas jurídicas não se insere no escopo taxativo de abertura da via revisional. 8. Hipótese concreta em que a dosimetria da pena, embora contrarie os interesses do postulante, não desvela mácula sob a perspectiva da legalidade, cingindo-se a irresignação defensiva ao campo do acerto ou desacerto na fixação da censura penal, espacialidade que conta com discricionariedade judicial insuscetível de reexame em sede de revisão criminal. 9. Revisão criminal não conhecida. (STF</w:t>
+        <w:t xml:space="preserve">REVISÃO CRIMINAL. MATÉRIA PENAL. HIPÓTESES DE CABIMENTO TAXATIVAS. PRETENSÃO DE REAVALIAÇÃO DE ASPECTOS DISCRICIONÁRIOS DA DOSIMETRIA DA PENA. EVENTUAL CONTROVÉRSIA RAZOÁVEL ACERCA DA VALORAÇÃO DE PROVAS E/OU DO DIREITO. INADEQUAÇÃO DA MEDIDA. REVISÃO CRIMINAL NÃO CONHECIDA. 1. Preliminarmente, o Tribunal Pleno, por maioria, rejeitou questão de ordem suscitada no que toca à eventual incompatibilidade, no caso concreto, de que o Relator do acórdão impugnado, proferido na Ação Penal 935/AM, funcione, nestes autos, como Revisor. 2. A revisão criminal, instrumento processual posto à disposição do condenado, tem como finalidade precípua conciliar, de um lado, a exigência de juridicidade da prestação jurisdicional e, de outro, a necessária segurança jurídica decorrente dos pronunciamentos emanados do Estado-Juiz, mediante observância de hipóteses de cabimento taxativamente previstas no ordenamento jurídico e que traduzam situações efetivamente graves que, em tese, possam autorizar a excepcional desconstituição da coisa julgada material. </w:t>
+      </w:r>
+      <w:r>
+        <w:rPr>
+          <w:b/>
+          <w:bCs/>
+          <w:sz w:val="20"/>
+        </w:rPr>
+        <w:t>3. Assim, a revisão criminal, que não tem feitio recursal, não se presta a, fora de sua destinação normativa, submeter a matéria subjacente ao crivo do Tribunal Pleno por razões derivadas exclusivamente do inconformismo defensivo ou de razões afetas ao suposto desacerto da razoável valoração da prova e/ou do direito.</w:t>
+      </w:r>
+      <w:r>
+        <w:rPr>
+          <w:sz w:val="20"/>
+        </w:rPr>
+        <w:t xml:space="preserve"> 4. No caso específico de ações penais originárias de competência de órgão fracionário desta Suprema Corte, a medida revisional também não funciona como ferramenta processual apta a inaugurar a jurisdição do colegiado maior como forma de contornar o não preenchimento dos requisitos impostos pela jurisprudência do STF ao cabimento dos embargos infringentes. 5. Segundo a firme jurisprudência desta Suprema Corte, a dosimetria da pena não se subordina à observância de rígidos esquemas ou regras aritméticas, assegurando-se ao competente órgão julgador certa discricionariedade no dimensionamento da resposta penal. Também inexiste correspondência necessária entre a expressividade numérica de circunstâncias judiciais desfavoráveis e o consequente incremento da pena-base. 6. Não configura ilegalidade o ato jurisdicional que condiciona a configuração de arrependimento posterior, previsto no art. 16 do Código Penal, à concomitante demonstração da voluntariedade e pessoalidade da reparação do dano. 7. O título condenatório que acolhe interpretação possível e razoável em prejuízo do acusado não consubstancia vulneração a texto expresso de lei, sendo que a solução de controvérsias ponderadas acerca da interpretação de normas jurídicas não se insere no escopo taxativo de abertura da via revisional. 8. Hipótese concreta em que a dosimetria da pena, embora contrarie os interesses do postulante, não desvela mácula sob a perspectiva da legalidade, cingindo-se a irresignação defensiva ao campo do acerto ou desacerto na fixação da censura penal, espacialidade que conta com discricionariedade judicial insuscetível de reexame em sede de revisão criminal. 9. Revisão criminal não conhecida. (STF</w:t>
       </w:r>
       <w:r>
         <w:rPr>
@@ -416,7 +418,7 @@
         <w:rPr>
           <w:sz w:val="20"/>
         </w:rPr>
-        <w:t>. Data de Julgamento: 06-11-2019. Data de Publicação: 15-04-2020).</w:t>
+        <w:t>. Data de Julgamento: 6-11-2019. Data de Publicação: 15-4-2020).</w:t>
       </w:r>
     </w:p>
     <w:p>
@@ -497,7 +499,6 @@
         <w:contextualSpacing w:val="0"/>
       </w:pPr>
       <w:r>
-        <w:lastRenderedPageBreak/>
         <w:t>Sobre o tema:</w:t>
       </w:r>
     </w:p>
@@ -540,104 +541,82 @@
         <w:rPr>
           <w:sz w:val="20"/>
         </w:rPr>
+        <w:t xml:space="preserve">(AgRg no REsp n. 1.781.148/RJ, Ministro Joel Ilan Paciornik, Quinta Turma, </w:t>
+      </w:r>
+      <w:proofErr w:type="spellStart"/>
+      <w:r>
+        <w:rPr>
+          <w:sz w:val="20"/>
+        </w:rPr>
+        <w:t>DJe</w:t>
+      </w:r>
+      <w:proofErr w:type="spellEnd"/>
+      <w:r>
+        <w:rPr>
+          <w:sz w:val="20"/>
+        </w:rPr>
+        <w:t xml:space="preserve"> 18/10/2019).</w:t>
+      </w:r>
+      <w:r>
+        <w:rPr>
+          <w:sz w:val="20"/>
+        </w:rPr>
+        <w:t xml:space="preserve"> </w:t>
+      </w:r>
+      <w:r>
+        <w:rPr>
+          <w:sz w:val="20"/>
+        </w:rPr>
+        <w:t>2. O fato de corréus terem sido beneficiados pelo "tráfico privilegiado" (art. 33, §4º, da Lei de Drogas) não implica necessária extensão a todos os envolvidos no fato delitivo.</w:t>
+      </w:r>
+      <w:r>
+        <w:rPr>
+          <w:sz w:val="20"/>
+        </w:rPr>
+        <w:t xml:space="preserve"> </w:t>
+      </w:r>
+      <w:r>
+        <w:rPr>
+          <w:sz w:val="20"/>
+        </w:rPr>
+        <w:t>3</w:t>
+      </w:r>
+      <w:r>
+        <w:rPr>
+          <w:sz w:val="20"/>
+        </w:rPr>
+        <w:t xml:space="preserve">. Agravo regimental desprovido. </w:t>
+      </w:r>
+      <w:r>
+        <w:rPr>
+          <w:sz w:val="20"/>
+        </w:rPr>
         <w:t>(</w:t>
       </w:r>
+      <w:r>
+        <w:rPr>
+          <w:sz w:val="20"/>
+        </w:rPr>
+        <w:t xml:space="preserve">STJ. Terceira Seção. Relator: Ministro Ribeiro Dantas. </w:t>
+      </w:r>
+      <w:r>
+        <w:rPr>
+          <w:sz w:val="20"/>
+        </w:rPr>
+        <w:t xml:space="preserve">AgRg na </w:t>
+      </w:r>
       <w:proofErr w:type="spellStart"/>
       <w:r>
         <w:rPr>
           <w:sz w:val="20"/>
         </w:rPr>
-        <w:t>AgRg</w:t>
+        <w:t>RvCr</w:t>
       </w:r>
       <w:proofErr w:type="spellEnd"/>
       <w:r>
         <w:rPr>
           <w:sz w:val="20"/>
         </w:rPr>
-        <w:t xml:space="preserve"> no REsp n. 1.781.148/RJ, Ministro Joel Ilan Paciornik, Quinta Turma, </w:t>
-      </w:r>
-      <w:proofErr w:type="spellStart"/>
-      <w:r>
-        <w:rPr>
-          <w:sz w:val="20"/>
-        </w:rPr>
-        <w:t>DJe</w:t>
-      </w:r>
-      <w:proofErr w:type="spellEnd"/>
-      <w:r>
-        <w:rPr>
-          <w:sz w:val="20"/>
-        </w:rPr>
-        <w:t xml:space="preserve"> 18/10/2019).</w:t>
-      </w:r>
-      <w:r>
-        <w:rPr>
-          <w:sz w:val="20"/>
-        </w:rPr>
-        <w:t xml:space="preserve"> </w:t>
-      </w:r>
-      <w:r>
-        <w:rPr>
-          <w:sz w:val="20"/>
-        </w:rPr>
-        <w:t>2. O fato de corréus terem sido beneficiados pelo "tráfico privilegiado" (art. 33, §4º, da Lei de Drogas) não implica necessária extensão a todos os envolvidos no fato delitivo.</w:t>
-      </w:r>
-      <w:r>
-        <w:rPr>
-          <w:sz w:val="20"/>
-        </w:rPr>
-        <w:t xml:space="preserve"> </w:t>
-      </w:r>
-      <w:r>
-        <w:rPr>
-          <w:sz w:val="20"/>
-        </w:rPr>
-        <w:t>3</w:t>
-      </w:r>
-      <w:r>
-        <w:rPr>
-          <w:sz w:val="20"/>
-        </w:rPr>
-        <w:t xml:space="preserve">. Agravo regimental desprovido. </w:t>
-      </w:r>
-      <w:r>
-        <w:rPr>
-          <w:sz w:val="20"/>
-        </w:rPr>
-        <w:t>(</w:t>
-      </w:r>
-      <w:r>
-        <w:rPr>
-          <w:sz w:val="20"/>
-        </w:rPr>
-        <w:t xml:space="preserve">STJ. Terceira Seção. Relator: Ministro Ribeiro Dantas. </w:t>
-      </w:r>
-      <w:proofErr w:type="spellStart"/>
-      <w:r>
-        <w:rPr>
-          <w:sz w:val="20"/>
-        </w:rPr>
-        <w:t>AgRg</w:t>
-      </w:r>
-      <w:proofErr w:type="spellEnd"/>
-      <w:r>
-        <w:rPr>
-          <w:sz w:val="20"/>
-        </w:rPr>
-        <w:t xml:space="preserve"> na </w:t>
-      </w:r>
-      <w:proofErr w:type="spellStart"/>
-      <w:r>
-        <w:rPr>
-          <w:sz w:val="20"/>
-        </w:rPr>
-        <w:t>RvCr</w:t>
-      </w:r>
-      <w:proofErr w:type="spellEnd"/>
-      <w:r>
-        <w:rPr>
-          <w:sz w:val="20"/>
-        </w:rPr>
         <w:t xml:space="preserve"> n. 5.735/DF</w:t>
       </w:r>
       <w:r>
@@ -656,14 +635,12 @@
       <w:r>
         <w:t xml:space="preserve">Nessas condições, a rejeição da </w:t>
       </w:r>
-      <w:proofErr w:type="spellStart"/>
       <w:r>
         <w:rPr>
           <w:i/>
         </w:rPr>
         <w:t>actio</w:t>
       </w:r>
-      <w:proofErr w:type="spellEnd"/>
       <w:r>
         <w:t xml:space="preserve"> releva-se impositiva.</w:t>
       </w:r>
@@ -681,13 +658,8 @@
         <w:ind w:left="0"/>
         <w:contextualSpacing w:val="0"/>
       </w:pPr>
-      <w:proofErr w:type="spellStart"/>
-      <w:r>
-        <w:t>II.II</w:t>
-      </w:r>
-      <w:proofErr w:type="spellEnd"/>
-      <w:r>
-        <w:t xml:space="preserve"> – DA CONCLUSÃO</w:t>
+      <w:r>
+        <w:t>II.II – DA CONCLUSÃO</w:t>
       </w:r>
     </w:p>
     <w:p>
@@ -754,7 +726,7 @@
 </file>
 
 <file path=word/numbering.xml><?xml version="1.0" encoding="utf-8"?>
-<w:numbering xmlns:wpc="http://schemas.microsoft.com/office/word/2010/wordprocessingCanvas" xmlns:cx="http://schemas.microsoft.com/office/drawing/2014/chartex" xmlns:cx1="http://schemas.microsoft.com/office/drawing/2015/9/8/chartex" xmlns:cx2="http://schemas.microsoft.com/office/drawing/2015/10/21/chartex" xmlns:cx3="http://schemas.microsoft.com/office/drawing/2016/5/9/chartex" xmlns:cx4="http://schemas.microsoft.com/office/drawing/2016/5/10/chartex" xmlns:cx5="http://schemas.microsoft.com/office/drawing/2016/5/11/chartex" xmlns:cx6="http://schemas.microsoft.com/office/drawing/2016/5/12/chartex" xmlns:cx7="http://schemas.microsoft.com/office/drawing/2016/5/13/chartex" xmlns:cx8="http://schemas.microsoft.com/office/drawing/2016/5/14/chartex" xmlns:mc="http://schemas.openxmlformats.org/markup-compatibility/2006" xmlns:aink="http://schemas.microsoft.com/office/drawing/2016/ink" xmlns:am3d="http://schemas.microsoft.com/office/drawing/2017/model3d" xmlns:o="urn:schemas-microsoft-com:office:office" xmlns:oel="http://schemas.microsoft.com/office/2019/extlst" xmlns:r="http://schemas.openxmlformats.org/officeDocument/2006/relationships" xmlns:m="http://schemas.openxmlformats.org/officeDocument/2006/math" xmlns:v="urn:schemas-microsoft-com:vml" xmlns:wp14="http://schemas.microsoft.com/office/word/2010/wordprocessingDrawing" xmlns:wp="http://schemas.openxmlformats.org/drawingml/2006/wordprocessingDrawing" xmlns:w10="urn:schemas-microsoft-com:office:word" xmlns:w="http://schemas.openxmlformats.org/wordprocessingml/2006/main" xmlns:w14="http://schemas.microsoft.com/office/word/2010/wordml" xmlns:w15="http://schemas.microsoft.com/office/word/2012/wordml" xmlns:w16cex="http://schemas.microsoft.com/office/word/2018/wordml/cex" xmlns:w16cid="http://schemas.microsoft.com/office/word/2016/wordml/cid" xmlns:w16="http://schemas.microsoft.com/office/word/2018/wordml" xmlns:w16du="http://schemas.microsoft.com/office/word/2023/wordml/word16du" xmlns:w16sdtdh="http://schemas.microsoft.com/office/word/2020/wordml/sdtdatahash" xmlns:w16se="http://schemas.microsoft.com/office/word/2015/wordml/symex" xmlns:wpg="http://schemas.microsoft.com/office/word/2010/wordprocessingGroup" xmlns:wpi="http://schemas.microsoft.com/office/word/2010/wordprocessingInk" xmlns:wne="http://schemas.microsoft.com/office/word/2006/wordml" xmlns:wps="http://schemas.microsoft.com/office/word/2010/wordprocessingShape" mc:Ignorable="w14 w15 w16se w16cid w16 w16cex w16sdtdh w16du wp14">
+<w:numbering xmlns:wpc="http://schemas.microsoft.com/office/word/2010/wordprocessingCanvas" xmlns:cx="http://schemas.microsoft.com/office/drawing/2014/chartex" xmlns:cx1="http://schemas.microsoft.com/office/drawing/2015/9/8/chartex" xmlns:cx2="http://schemas.microsoft.com/office/drawing/2015/10/21/chartex" xmlns:cx3="http://schemas.microsoft.com/office/drawing/2016/5/9/chartex" xmlns:cx4="http://schemas.microsoft.com/office/drawing/2016/5/10/chartex" xmlns:cx5="http://schemas.microsoft.com/office/drawing/2016/5/11/chartex" xmlns:cx6="http://schemas.microsoft.com/office/drawing/2016/5/12/chartex" xmlns:cx7="http://schemas.microsoft.com/office/drawing/2016/5/13/chartex" xmlns:cx8="http://schemas.microsoft.com/office/drawing/2016/5/14/chartex" xmlns:mc="http://schemas.openxmlformats.org/markup-compatibility/2006" xmlns:aink="http://schemas.microsoft.com/office/drawing/2016/ink" xmlns:am3d="http://schemas.microsoft.com/office/drawing/2017/model3d" xmlns:o="urn:schemas-microsoft-com:office:office" xmlns:oel="http://schemas.microsoft.com/office/2019/extlst" xmlns:r="http://schemas.openxmlformats.org/officeDocument/2006/relationships" xmlns:m="http://schemas.openxmlformats.org/officeDocument/2006/math" xmlns:v="urn:schemas-microsoft-com:vml" xmlns:wp14="http://schemas.microsoft.com/office/word/2010/wordprocessingDrawing" xmlns:wp="http://schemas.openxmlformats.org/drawingml/2006/wordprocessingDrawing" xmlns:w10="urn:schemas-microsoft-com:office:word" xmlns:w="http://schemas.openxmlformats.org/wordprocessingml/2006/main" xmlns:w14="http://schemas.microsoft.com/office/word/2010/wordml" xmlns:w15="http://schemas.microsoft.com/office/word/2012/wordml" xmlns:w16cex="http://schemas.microsoft.com/office/word/2018/wordml/cex" xmlns:w16cid="http://schemas.microsoft.com/office/word/2016/wordml/cid" xmlns:w16="http://schemas.microsoft.com/office/word/2018/wordml" xmlns:w16du="http://schemas.microsoft.com/office/word/2023/wordml/word16du" xmlns:w16sdtdh="http://schemas.microsoft.com/office/word/2020/wordml/sdtdatahash" xmlns:w16sdtfl="http://schemas.microsoft.com/office/word/2024/wordml/sdtformatlock" xmlns:w16se="http://schemas.microsoft.com/office/word/2015/wordml/symex" xmlns:wpg="http://schemas.microsoft.com/office/word/2010/wordprocessingGroup" xmlns:wpi="http://schemas.microsoft.com/office/word/2010/wordprocessingInk" xmlns:wne="http://schemas.microsoft.com/office/word/2006/wordml" xmlns:wps="http://schemas.microsoft.com/office/word/2010/wordprocessingShape" mc:Ignorable="w14 w15 w16se w16cid w16 w16cex w16sdtdh w16sdtfl w16du wp14">
   <w:abstractNum w:abstractNumId="0" w15:restartNumberingAfterBreak="0">
     <w:nsid w:val="43B81E31"/>
     <w:multiLevelType w:val="hybridMultilevel"/>
@@ -851,7 +823,7 @@
 </file>
 
 <file path=word/styles.xml><?xml version="1.0" encoding="utf-8"?>
-<w:styles xmlns:mc="http://schemas.openxmlformats.org/markup-compatibility/2006" xmlns:r="http://schemas.openxmlformats.org/officeDocument/2006/relationships" xmlns:w="http://schemas.openxmlformats.org/wordprocessingml/2006/main" xmlns:w14="http://schemas.microsoft.com/office/word/2010/wordml" xmlns:w15="http://schemas.microsoft.com/office/word/2012/wordml" xmlns:w16cex="http://schemas.microsoft.com/office/word/2018/wordml/cex" xmlns:w16cid="http://schemas.microsoft.com/office/word/2016/wordml/cid" xmlns:w16="http://schemas.microsoft.com/office/word/2018/wordml" xmlns:w16du="http://schemas.microsoft.com/office/word/2023/wordml/word16du" xmlns:w16sdtdh="http://schemas.microsoft.com/office/word/2020/wordml/sdtdatahash" xmlns:w16se="http://schemas.microsoft.com/office/word/2015/wordml/symex" mc:Ignorable="w14 w15 w16se w16cid w16 w16cex w16sdtdh w16du">
+<w:styles xmlns:mc="http://schemas.openxmlformats.org/markup-compatibility/2006" xmlns:r="http://schemas.openxmlformats.org/officeDocument/2006/relationships" xmlns:w="http://schemas.openxmlformats.org/wordprocessingml/2006/main" xmlns:w14="http://schemas.microsoft.com/office/word/2010/wordml" xmlns:w15="http://schemas.microsoft.com/office/word/2012/wordml" xmlns:w16cex="http://schemas.microsoft.com/office/word/2018/wordml/cex" xmlns:w16cid="http://schemas.microsoft.com/office/word/2016/wordml/cid" xmlns:w16="http://schemas.microsoft.com/office/word/2018/wordml" xmlns:w16du="http://schemas.microsoft.com/office/word/2023/wordml/word16du" xmlns:w16sdtdh="http://schemas.microsoft.com/office/word/2020/wordml/sdtdatahash" xmlns:w16sdtfl="http://schemas.microsoft.com/office/word/2024/wordml/sdtformatlock" xmlns:w16se="http://schemas.microsoft.com/office/word/2015/wordml/symex" mc:Ignorable="w14 w15 w16se w16cid w16 w16cex w16sdtdh w16sdtfl w16du">
   <w:docDefaults>
     <w:rPrDefault>
       <w:rPr>
@@ -1632,8 +1604,17 @@
 </file>
 
 <file path=customXml/item1.xml><?xml version="1.0" encoding="utf-8"?>
-<ct:contentTypeSchema xmlns:ct="http://schemas.microsoft.com/office/2006/metadata/contentType" xmlns:ma="http://schemas.microsoft.com/office/2006/metadata/properties/metaAttributes" ct:_="" ma:_="" ma:contentTypeName="Documento" ma:contentTypeID="0x010100047196AB5BBE5E429A3A4541B64F6B06" ma:contentTypeVersion="10" ma:contentTypeDescription="Crie um novo documento." ma:contentTypeScope="" ma:versionID="643d9fb435752e3d6862488196d3e0f5">
-  <xsd:schema xmlns:xsd="http://www.w3.org/2001/XMLSchema" xmlns:xs="http://www.w3.org/2001/XMLSchema" xmlns:p="http://schemas.microsoft.com/office/2006/metadata/properties" xmlns:ns2="c04bd5eb-5da3-4c78-b159-2bc8443a6345" xmlns:ns3="0b1c8c71-5c14-46ef-9c85-f6af5a95de9b" targetNamespace="http://schemas.microsoft.com/office/2006/metadata/properties" ma:root="true" ma:fieldsID="78acd22a2cf20e79878f507866f50da0" ns2:_="" ns3:_="">
+<?mso-contentType ?>
+<FormTemplates xmlns="http://schemas.microsoft.com/sharepoint/v3/contenttype/forms">
+  <Display>DocumentLibraryForm</Display>
+  <Edit>DocumentLibraryForm</Edit>
+  <New>DocumentLibraryForm</New>
+</FormTemplates>
+</file>
+
+<file path=customXml/item2.xml><?xml version="1.0" encoding="utf-8"?>
+<ct:contentTypeSchema xmlns:ct="http://schemas.microsoft.com/office/2006/metadata/contentType" xmlns:ma="http://schemas.microsoft.com/office/2006/metadata/properties/metaAttributes" ct:_="" ma:_="" ma:contentTypeName="Documento" ma:contentTypeID="0x010100047196AB5BBE5E429A3A4541B64F6B06" ma:contentTypeVersion="11" ma:contentTypeDescription="Crie um novo documento." ma:contentTypeScope="" ma:versionID="f9b77c0a9ca16248db2a354a9324d574">
+  <xsd:schema xmlns:xsd="http://www.w3.org/2001/XMLSchema" xmlns:xs="http://www.w3.org/2001/XMLSchema" xmlns:p="http://schemas.microsoft.com/office/2006/metadata/properties" xmlns:ns2="c04bd5eb-5da3-4c78-b159-2bc8443a6345" xmlns:ns3="0b1c8c71-5c14-46ef-9c85-f6af5a95de9b" targetNamespace="http://schemas.microsoft.com/office/2006/metadata/properties" ma:root="true" ma:fieldsID="f83b46afa82d5de6e7294c7773150add" ns2:_="" ns3:_="">
     <xsd:import namespace="c04bd5eb-5da3-4c78-b159-2bc8443a6345"/>
     <xsd:import namespace="0b1c8c71-5c14-46ef-9c85-f6af5a95de9b"/>
     <xsd:element name="properties">
@@ -1651,6 +1632,7 @@
                 <xsd:element ref="ns2:MediaLengthInSeconds" minOccurs="0"/>
                 <xsd:element ref="ns2:lcf76f155ced4ddcb4097134ff3c332f" minOccurs="0"/>
                 <xsd:element ref="ns3:TaxCatchAll" minOccurs="0"/>
+                <xsd:element ref="ns2:MediaServiceOCR" minOccurs="0"/>
               </xsd:all>
             </xsd:complexType>
           </xsd:element>
@@ -1702,6 +1684,13 @@
           <xsd:element ref="pc:Terms" minOccurs="0" maxOccurs="1"/>
         </xsd:sequence>
       </xsd:complexType>
+    </xsd:element>
+    <xsd:element name="MediaServiceOCR" ma:index="18" nillable="true" ma:displayName="Extracted Text" ma:internalName="MediaServiceOCR" ma:readOnly="true">
+      <xsd:simpleType>
+        <xsd:restriction base="dms:Note">
+          <xsd:maxLength value="255"/>
+        </xsd:restriction>
+      </xsd:simpleType>
     </xsd:element>
   </xsd:schema>
   <xsd:schema xmlns:xsd="http://www.w3.org/2001/XMLSchema" xmlns:xs="http://www.w3.org/2001/XMLSchema" xmlns:dms="http://schemas.microsoft.com/office/2006/documentManagement/types" xmlns:pc="http://schemas.microsoft.com/office/infopath/2007/PartnerControls" targetNamespace="0b1c8c71-5c14-46ef-9c85-f6af5a95de9b" elementFormDefault="qualified">
@@ -1818,15 +1807,6 @@
 </ct:contentTypeSchema>
 </file>
 
-<file path=customXml/item2.xml><?xml version="1.0" encoding="utf-8"?>
-<?mso-contentType ?>
-<FormTemplates xmlns="http://schemas.microsoft.com/sharepoint/v3/contenttype/forms">
-  <Display>DocumentLibraryForm</Display>
-  <Edit>DocumentLibraryForm</Edit>
-  <New>DocumentLibraryForm</New>
-</FormTemplates>
-</file>
-
 <file path=customXml/item3.xml><?xml version="1.0" encoding="utf-8"?>
 <p:properties xmlns:p="http://schemas.microsoft.com/office/2006/metadata/properties" xmlns:xsi="http://www.w3.org/2001/XMLSchema-instance" xmlns:pc="http://schemas.microsoft.com/office/infopath/2007/PartnerControls">
   <documentManagement>
@@ -1839,13 +1819,24 @@
 </file>
 
 <file path=customXml/itemProps1.xml><?xml version="1.0" encoding="utf-8"?>
-<ds:datastoreItem xmlns:ds="http://schemas.openxmlformats.org/officeDocument/2006/customXml" ds:itemID="{A190CF21-74C2-4568-B51C-3D90BF3041E0}"/>
+<ds:datastoreItem xmlns:ds="http://schemas.openxmlformats.org/officeDocument/2006/customXml" ds:itemID="{5DFAC519-D028-4EFB-9F33-2E0F190DCD3A}">
+  <ds:schemaRefs>
+    <ds:schemaRef ds:uri="http://schemas.microsoft.com/sharepoint/v3/contenttype/forms"/>
+  </ds:schemaRefs>
+</ds:datastoreItem>
 </file>
 
 <file path=customXml/itemProps2.xml><?xml version="1.0" encoding="utf-8"?>
-<ds:datastoreItem xmlns:ds="http://schemas.openxmlformats.org/officeDocument/2006/customXml" ds:itemID="{5DFAC519-D028-4EFB-9F33-2E0F190DCD3A}"/>
+<ds:datastoreItem xmlns:ds="http://schemas.openxmlformats.org/officeDocument/2006/customXml" ds:itemID="{64C5C778-06D1-4F2A-99AD-E3225DA15793}"/>
 </file>
 
 <file path=customXml/itemProps3.xml><?xml version="1.0" encoding="utf-8"?>
-<ds:datastoreItem xmlns:ds="http://schemas.openxmlformats.org/officeDocument/2006/customXml" ds:itemID="{933FCC99-1507-4FE6-BCD3-29F86182CD7F}"/>
+<ds:datastoreItem xmlns:ds="http://schemas.openxmlformats.org/officeDocument/2006/customXml" ds:itemID="{933FCC99-1507-4FE6-BCD3-29F86182CD7F}">
+  <ds:schemaRefs>
+    <ds:schemaRef ds:uri="http://schemas.microsoft.com/office/2006/metadata/properties"/>
+    <ds:schemaRef ds:uri="http://schemas.microsoft.com/office/infopath/2007/PartnerControls"/>
+    <ds:schemaRef ds:uri="0b1c8c71-5c14-46ef-9c85-f6af5a95de9b"/>
+    <ds:schemaRef ds:uri="c04bd5eb-5da3-4c78-b159-2bc8443a6345"/>
+  </ds:schemaRefs>
+</ds:datastoreItem>
 </file>